--- a/tests/010/compare/Notes.docx
+++ b/tests/010/compare/Notes.docx
@@ -94,7 +94,7 @@
       <w:r>
         <w:drawing>
           <wp:inline>
-            <wp:extent cx="3429000" cy="2743200"/>
+            <wp:extent cx="3566160" cy="2852928"/>
             <wp:effectExtent b="0" l="0" r="0" t="0"/>
             <wp:docPr descr="Figure 1.1: This is title and a caption" title="This is the alternative text" id="11" name="Picture"/>
             <a:graphic>
@@ -124,7 +124,7 @@
                   <pic:spPr bwMode="auto">
                     <a:xfrm>
                       <a:off x="0" y="0"/>
-                      <a:ext cx="3429000" cy="2743200"/>
+                      <a:ext cx="3566160" cy="2852928"/>
                     </a:xfrm>
                     <a:prstGeom prst="rect">
                       <a:avLst/>
@@ -201,7 +201,7 @@
       <w:r>
         <w:drawing>
           <wp:inline>
-            <wp:extent cx="3429000" cy="2743200"/>
+            <wp:extent cx="3566160" cy="2852928"/>
             <wp:effectExtent b="0" l="0" r="0" t="0"/>
             <wp:docPr descr="Figure 1.2: Something to do with cars" title="Some more meaningful alternative text?" id="16" name="Picture"/>
             <a:graphic>
@@ -231,7 +231,7 @@
                   <pic:spPr bwMode="auto">
                     <a:xfrm>
                       <a:off x="0" y="0"/>
-                      <a:ext cx="3429000" cy="2743200"/>
+                      <a:ext cx="3566160" cy="2852928"/>
                     </a:xfrm>
                     <a:prstGeom prst="rect">
                       <a:avLst/>
